--- a/app/templates/PLI_M11.docx
+++ b/app/templates/PLI_M11.docx
@@ -477,7 +477,7 @@
           <w:sz-cs w:val="24"/>
           <w:i/>
         </w:rPr>
-        <w:t>{dia_diem_ky}, ngày{ngay_ky_vb}tháng{thang_ky_vb}năm{nam_ky_vb}</w:t>
+        <w:t>{dia_diem_ky}, ngày {ngay_ky_vb} tháng {thang_ky_vb} năm {nam_ky_vb}</w:t>
       </w:r>
       <w:r>
         <w:rPr>
